--- a/report.docx
+++ b/report.docx
@@ -6543,6 +6543,20 @@
           <w:szCs w:val="16"/>
         </w:rPr>
         <w:t>Writes: 31,998,667</w:t>
+      </w:r>
+    </w:p>
+    <w:p>
+      <w:pPr>
+        <w:spacing w:before="0" w:after="80" w:line="276" w:lineRule="auto"/>
+      </w:pPr>
+      <w:r>
+        <w:rPr>
+          <w:rFonts w:ascii="Aptos" w:hAnsi="Aptos" w:cs="Aptos"/>
+          <w:b w:val="0"/>
+          <w:color w:val="000000"/>
+          <w:sz w:val="22"/>
+        </w:rPr>
+        <w:t>If someone reports a single total instead of separate reads and writes, add them: part (a) is 32,040,009 + 31,998 = 32,072,007 transfers, and part (b) is 48,025,340 + 31,998,667 = 80,024,007 transfers. That lines up with classmates who quote about 32 million for row-major and about 80 million for column-major from an LRU simulation.</w:t>
       </w:r>
     </w:p>
     <w:p>
